--- a/stories/docx/Ma 22.docx
+++ b/stories/docx/Ma 22.docx
@@ -9,117 +9,173 @@
       <w:r>
         <w:t xml:space="preserve">Dearest Ma,</w:t>
       </w:r>
+    </w:p>
+    <w:p>
+      <w:pPr>
+        <w:pStyle w:val="BodyText"/>
+      </w:pPr>
+      <w:r>
+        <w:t xml:space="preserve">I am writing this in the kitchen. The kitchen. I am sitting at the table where I have sat my whole life, and I am looking at the window where the morning light comes through, and I am smelling your cooking, and I cannot believe I am here.</w:t>
+      </w:r>
+    </w:p>
+    <w:p>
+      <w:pPr>
+        <w:pStyle w:val="BodyText"/>
+      </w:pPr>
+      <w:r>
+        <w:t xml:space="preserve">We made it. Lucia and I. The ship, the train, the bus, all of it. It took weeks longer than it should have because of my leg, but we made it. And now I am home.</w:t>
+      </w:r>
+    </w:p>
+    <w:p>
+      <w:pPr>
+        <w:pStyle w:val="BodyText"/>
+      </w:pPr>
+      <w:r>
+        <w:t xml:space="preserve">She is here, Ma. Lucia is here. She is standing in the doorway and she is looking at the apartment like it is something from another world, and in a way it is. She has never seen anything like this. She has never been anywhere like this — the noise, the people, the buildings stacked on top of each other. It is all so different from the hills. In Italy, there was space, quiet, the sound of wind through trees. Here there is noise, crowds, the rumble of trains and buses. She stands at the window and watches the people go by, and I can see her trying to understand it all.</w:t>
+      </w:r>
+    </w:p>
+    <w:p>
+      <w:pPr>
+        <w:pStyle w:val="BodyText"/>
+      </w:pPr>
+      <w:r>
+        <w:t xml:space="preserve">I watched her face when she walked in. The way her eyes moved over everything — the counter, the shelves, the window, the kitchen — taking it all in, memorizing it. She reached out and touched the counter, ran her fingers along the wood, and then she looked at the window and then at me and smiled. That smile. The one that told me everything was going to be all right. The way her eyes moved over everything, the way she reached out and touched the counter, the way she looked at the window and then at me and smiled. She said,</w:t>
+      </w:r>
       <w:r>
         <w:t xml:space="preserve"> </w:t>
       </w:r>
       <w:r>
-        <w:t xml:space="preserve">I am writing this in the kitchen. The kitchen. I am sitting at the table where I have sat my whole life, and I am looking at the window where the morning light comes through, and I am smelling your cooking, and I cannot believe I am here.</w:t>
+        <w:t xml:space="preserve">“</w:t>
+      </w:r>
+      <w:r>
+        <w:t xml:space="preserve">It is small, but it is yours.</w:t>
+      </w:r>
+      <w:r>
+        <w:t xml:space="preserve">”</w:t>
+      </w:r>
+    </w:p>
+    <w:p>
+      <w:pPr>
+        <w:pStyle w:val="BodyText"/>
+      </w:pPr>
+      <w:r>
+        <w:t xml:space="preserve">I told her it was ours. We had fought for it. We had survived for it. And now it was home.</w:t>
+      </w:r>
+    </w:p>
+    <w:p>
+      <w:pPr>
+        <w:pStyle w:val="BodyText"/>
+      </w:pPr>
+      <w:r>
+        <w:t xml:space="preserve">You should have seen Joey. When we walked through that door, he just stood there. He did not move, did not speak, just stared. And then he crossed the room and grabbed me so hard I thought he would break something, and he held on and he said nothing. Nothing. That is how you know it is real.</w:t>
+      </w:r>
+    </w:p>
+    <w:p>
+      <w:pPr>
+        <w:pStyle w:val="BodyText"/>
+      </w:pPr>
+      <w:r>
+        <w:t xml:space="preserve">And then he looked at Lucia, and he smiled, and he said,</w:t>
       </w:r>
       <w:r>
         <w:t xml:space="preserve"> </w:t>
       </w:r>
       <w:r>
-        <w:t xml:space="preserve">We made it. Lucia and I. The ship, the train, the bus, all of it. It took weeks longer than it should have because of my leg, but we made it. And now I am home.</w:t>
+        <w:t xml:space="preserve">“</w:t>
+      </w:r>
+      <w:r>
+        <w:t xml:space="preserve">So you are the one.</w:t>
+      </w:r>
+      <w:r>
+        <w:t xml:space="preserve">”</w:t>
       </w:r>
       <w:r>
         <w:t xml:space="preserve"> </w:t>
       </w:r>
       <w:r>
-        <w:t xml:space="preserve">She is here, Ma. Lucia is here. She is standing in the doorway and she is looking at the apartment like it is something from another world, and in a way it is. She has never seen anything like this. She has never been anywhere like this.</w:t>
+        <w:t xml:space="preserve">And then he looked at Ma, and she was crying — standing there with tears streaming down her face, and she did not wipe them, she just stood there and cried and smiled at the same time.</w:t>
+      </w:r>
+    </w:p>
+    <w:p>
+      <w:pPr>
+        <w:pStyle w:val="BodyText"/>
+      </w:pPr>
+      <w:r>
+        <w:t xml:space="preserve">She laughed. That laugh I have not been able to forget since I heard it in the grove. And she said,</w:t>
       </w:r>
       <w:r>
         <w:t xml:space="preserve"> </w:t>
       </w:r>
       <w:r>
-        <w:t xml:space="preserve">I watched her face when she walked in. The way her eyes moved over everything, the way she reached out and touched the counter, the way she looked at the window and then at me and smiled. She said,</w:t>
-      </w:r>
-      <w:r>
-        <w:t xml:space="preserve"> </w:t>
-      </w:r>
-      <w:r>
         <w:t xml:space="preserve">“</w:t>
       </w:r>
       <w:r>
-        <w:t xml:space="preserve">It is small, but it is yours.</w:t>
+        <w:t xml:space="preserve">And you must be Joey.</w:t>
       </w:r>
       <w:r>
         <w:t xml:space="preserve">”</w:t>
       </w:r>
-      <w:r>
-        <w:t xml:space="preserve"> </w:t>
-      </w:r>
-      <w:r>
-        <w:t xml:space="preserve">I told her it was ours.</w:t>
-      </w:r>
-      <w:r>
-        <w:t xml:space="preserve"> </w:t>
-      </w:r>
-      <w:r>
-        <w:t xml:space="preserve">You should have seen Joey. When we walked through that door, he just stood there. He did not move, did not speak, just stared. And then he crossed the room and grabbed me so hard I thought he would break something, and he held on and he said nothing. Nothing. That is how you know it is real.</w:t>
-      </w:r>
-      <w:r>
-        <w:t xml:space="preserve"> </w:t>
-      </w:r>
-      <w:r>
-        <w:t xml:space="preserve">And then he looked at Lucia, and he smiled, and he said,</w:t>
-      </w:r>
-      <w:r>
-        <w:t xml:space="preserve"> </w:t>
-      </w:r>
-      <w:r>
-        <w:t xml:space="preserve">“</w:t>
-      </w:r>
-      <w:r>
-        <w:t xml:space="preserve">So you are the one.</w:t>
-      </w:r>
-      <w:r>
-        <w:t xml:space="preserve">”</w:t>
-      </w:r>
-      <w:r>
-        <w:t xml:space="preserve"> </w:t>
-      </w:r>
-      <w:r>
-        <w:t xml:space="preserve">She laughed. That laugh I have not been able to forget since I heard it in the grove. And she said,</w:t>
-      </w:r>
-      <w:r>
-        <w:t xml:space="preserve"> </w:t>
-      </w:r>
-      <w:r>
-        <w:t xml:space="preserve">“</w:t>
-      </w:r>
-      <w:r>
-        <w:t xml:space="preserve">And you must be Joey.</w:t>
-      </w:r>
-      <w:r>
-        <w:t xml:space="preserve">”</w:t>
-      </w:r>
-      <w:r>
-        <w:t xml:space="preserve"> </w:t>
-      </w:r>
-      <w:r>
-        <w:t xml:space="preserve">They got along immediately. Of course they did. Joey has that way about him.</w:t>
-      </w:r>
-      <w:r>
-        <w:t xml:space="preserve"> </w:t>
-      </w:r>
-      <w:r>
-        <w:t xml:space="preserve">I have not told her everything yet. There is time for that. For now, she is learning the store, learning the neighborhood, learning what it is like to live in Brooklyn instead of the hills of Italy. She asks questions about everything, and I love answering them.</w:t>
-      </w:r>
-      <w:r>
-        <w:t xml:space="preserve"> </w:t>
-      </w:r>
-      <w:r>
-        <w:t xml:space="preserve">Tomorrow we are going to show her the city. Coney Island, if my leg can handle it. She has never seen the ocean.</w:t>
-      </w:r>
-      <w:r>
-        <w:t xml:space="preserve"> </w:t>
-      </w:r>
-      <w:r>
-        <w:t xml:space="preserve">I am happy, Ma. Truly happy. And I am here.</w:t>
-      </w:r>
-      <w:r>
-        <w:t xml:space="preserve"> </w:t>
-      </w:r>
+    </w:p>
+    <w:p>
+      <w:pPr>
+        <w:pStyle w:val="BodyText"/>
+      </w:pPr>
+      <w:r>
+        <w:t xml:space="preserve">They got along immediately. Of course they did. Joey has that way about him. He can talk to anyone, make anyone feel at home. Within an hour, Lucia was helping him behind the counter, learning the register, laughing at his jokes. She picked it up fast, faster than I ever did. Joey said she had a head for business, and I agreed.</w:t>
+      </w:r>
+    </w:p>
+    <w:p>
+      <w:pPr>
+        <w:pStyle w:val="BodyText"/>
+      </w:pPr>
+      <w:r>
+        <w:t xml:space="preserve">I have not told her everything yet. There is so much — about the tunnels, about the fighting, about what happened in those final moments before the grenade. There is time for that. For now, she is learning the store, learning the neighborhood, learning what it is like to live in Brooklyn instead of the hills of Italy. There is time for that. For now, she is learning the store, learning the neighborhood, learning what it is like to live in Brooklyn instead of the hills of Italy. She asks questions about everything, and I love answering them. She wants to know about the seasons, about the snow, about how the store works, about who comes in and what they buy.</w:t>
+      </w:r>
+    </w:p>
+    <w:p>
+      <w:pPr>
+        <w:pStyle w:val="BodyText"/>
+      </w:pPr>
+      <w:r>
+        <w:t xml:space="preserve">Tomorrow we are going to show her the city. Coney Island, if my leg can handle it. She has never seen the ocean. I cannot wait to see her face when she sees the water for the first time. I imagine her standing on the sand, looking out at that endless blue, and I think my heart will break from the beauty of it.</w:t>
+      </w:r>
+    </w:p>
+    <w:p>
+      <w:pPr>
+        <w:pStyle w:val="BodyText"/>
+      </w:pPr>
+      <w:r>
+        <w:t xml:space="preserve">I am happy, Ma. Truly happy. And I am here. This apartment, this store, this life — it is everything I dreamed about in those hospital beds, everything I held onto when the war was at its worst. And now I am home, and Lucia is with me, and everything is the way it should be.</w:t>
+      </w:r>
+    </w:p>
+    <w:p>
+      <w:pPr>
+        <w:pStyle w:val="BodyText"/>
+      </w:pPr>
+      <w:r>
+        <w:t xml:space="preserve">Thank you for waiting for me. Thank you for never giving up. I love you.</w:t>
+      </w:r>
+    </w:p>
+    <w:p>
+      <w:pPr>
+        <w:pStyle w:val="BodyText"/>
+      </w:pPr>
+      <w:r>
+        <w:t xml:space="preserve">I keep looking at her, still cannot believe she is here. After everything — the tunnels, the war, the shrapnel, the months of recovery — she is here, in our kitchen, in our home. And soon she will be family.</w:t>
+      </w:r>
+    </w:p>
+    <w:p>
+      <w:pPr>
+        <w:pStyle w:val="BodyText"/>
+      </w:pPr>
+      <w:r>
+        <w:t xml:space="preserve">I love you, Ma. I am home.</w:t>
+      </w:r>
+    </w:p>
+    <w:p>
+      <w:pPr>
+        <w:pStyle w:val="BodyText"/>
+      </w:pPr>
       <w:r>
         <w:t xml:space="preserve">Your loving son,</w:t>
       </w:r>

--- a/stories/docx/Ma 22.docx
+++ b/stories/docx/Ma 22.docx
@@ -15,161 +15,163 @@
         <w:pStyle w:val="BodyText"/>
       </w:pPr>
       <w:r>
-        <w:t xml:space="preserve">I am writing this in the kitchen. The kitchen. I am sitting at the table where I have sat my whole life, and I am looking at the window where the morning light comes through, and I am smelling your cooking, and I cannot believe I am here.</w:t>
-      </w:r>
-    </w:p>
-    <w:p>
-      <w:pPr>
-        <w:pStyle w:val="BodyText"/>
-      </w:pPr>
-      <w:r>
-        <w:t xml:space="preserve">We made it. Lucia and I. The ship, the train, the bus, all of it. It took weeks longer than it should have because of my leg, but we made it. And now I am home.</w:t>
-      </w:r>
-    </w:p>
-    <w:p>
-      <w:pPr>
-        <w:pStyle w:val="BodyText"/>
-      </w:pPr>
-      <w:r>
-        <w:t xml:space="preserve">She is here, Ma. Lucia is here. She is standing in the doorway and she is looking at the apartment like it is something from another world, and in a way it is. She has never seen anything like this. She has never been anywhere like this — the noise, the people, the buildings stacked on top of each other. It is all so different from the hills. In Italy, there was space, quiet, the sound of wind through trees. Here there is noise, crowds, the rumble of trains and buses. She stands at the window and watches the people go by, and I can see her trying to understand it all.</w:t>
-      </w:r>
-    </w:p>
-    <w:p>
-      <w:pPr>
-        <w:pStyle w:val="BodyText"/>
-      </w:pPr>
-      <w:r>
-        <w:t xml:space="preserve">I watched her face when she walked in. The way her eyes moved over everything — the counter, the shelves, the window, the kitchen — taking it all in, memorizing it. She reached out and touched the counter, ran her fingers along the wood, and then she looked at the window and then at me and smiled. That smile. The one that told me everything was going to be all right. The way her eyes moved over everything, the way she reached out and touched the counter, the way she looked at the window and then at me and smiled. She said,</w:t>
+        <w:t xml:space="preserve">I am writing this on the ship. The ship heading home. I still cannot believe it — after everything, I am on a ship, and the war is behind me.</w:t>
+      </w:r>
+    </w:p>
+    <w:p>
+      <w:pPr>
+        <w:pStyle w:val="BodyText"/>
+      </w:pPr>
+      <w:r>
+        <w:t xml:space="preserve">It has been a long journey. Not just the days at sea, but all of it — the fighting, the waiting, the wondering if I would ever see the kitchen door again. And now I am here, on this deck, watching the horizon, knowing that at the other end is you. The waves are endless, and they remind me of the hills back home — not the hills here, but the ones back in Brooklyn, the ones I could see from our window when I was a boy.</w:t>
+      </w:r>
+    </w:p>
+    <w:p>
+      <w:pPr>
+        <w:pStyle w:val="BodyText"/>
+      </w:pPr>
+      <w:r>
+        <w:t xml:space="preserve">I am hurt, Ma. Not as badly as it could have been, but enough that I will carry it forever. My leg — the grenade did its work. Shrapnel tore through, and they pulled it out, but the damage is done. I will walk again, but it will take time. They tell me months of therapy, learning to move again, rebuilding what was broken. I do not mind any of that. I am alive. That is more than I expected.</w:t>
+      </w:r>
+    </w:p>
+    <w:p>
+      <w:pPr>
+        <w:pStyle w:val="BodyText"/>
+      </w:pPr>
+      <w:r>
+        <w:t xml:space="preserve">Lucia is here. She is on the deck beside me, watching the waves. She does not talk much — she is thinking about what is ahead, I think. About meeting you, about the apartment, about a world so different from the hills of Italy. But she is here. She chose to come with me. She left everything behind — her mother, the tunnels, the network, the people she helped save — and she got on this ship because I asked her to. Because I could not imagine coming home without her.</w:t>
+      </w:r>
+    </w:p>
+    <w:p>
+      <w:pPr>
+        <w:pStyle w:val="BodyText"/>
+      </w:pPr>
+      <w:r>
+        <w:t xml:space="preserve">The war is over. The Germans surrendered while I was in the hospital. I heard the news and I could not speak. All I could think was: I am coming home. I am going to see my mother. I am going to sit at the table and smell your cooking and be somewhere quiet. Somewhere safe.</w:t>
+      </w:r>
+    </w:p>
+    <w:p>
+      <w:pPr>
+        <w:pStyle w:val="BodyText"/>
+      </w:pPr>
+      <w:r>
+        <w:t xml:space="preserve">I dream about the door. The door of the store, opening, and me walking through. I dream about your face when you see me — about whether you will cry or laugh or do both. I dream about Joey, about his arms around me, about the way he will pretend to be annoyed and then hold on like he never wants to let go.</w:t>
+      </w:r>
+    </w:p>
+    <w:p>
+      <w:pPr>
+        <w:pStyle w:val="BodyText"/>
+      </w:pPr>
+      <w:r>
+        <w:t xml:space="preserve">I also dream about Lucia meeting you. I dream about her sitting at the table, trying your food, asking questions about Brooklyn in her careful way. I dream about you teaching her things — recipes, the rhythm of the store, how to talk to customers. I dream about her becoming part of this family, the way she is already part of my heart.</w:t>
+      </w:r>
+    </w:p>
+    <w:p>
+      <w:pPr>
+        <w:pStyle w:val="BodyText"/>
+      </w:pPr>
+      <w:r>
+        <w:t xml:space="preserve">I think about the apartment too. About whether it will feel the same. About whether my old room is still there, still waiting. About whether Lucia will like it, or whether she will want to find our own place. I think about all the mornings I sat at that table, eating your breakfast before school, complaining about getting up early. I think about the way the light came through the window and hit the counter just right.</w:t>
+      </w:r>
+    </w:p>
+    <w:p>
+      <w:pPr>
+        <w:pStyle w:val="BodyText"/>
+      </w:pPr>
+      <w:r>
+        <w:t xml:space="preserve">The sea is rough today. Lucia is sick — she has never been on a ship before, and the waves are not helping. But she smiles at me when I look at her, and that is enough. She is trying so hard. Leaving everything she knew, everyone she loved, for a man she met in a war. I do not deserve that. But I am going to try to be worthy of it.</w:t>
+      </w:r>
+    </w:p>
+    <w:p>
+      <w:pPr>
+        <w:pStyle w:val="BodyText"/>
+      </w:pPr>
+      <w:r>
+        <w:t xml:space="preserve">We will be there soon, Ma. I will see you soon.</w:t>
+      </w:r>
+    </w:p>
+    <w:p>
+      <w:pPr>
+        <w:pStyle w:val="BodyText"/>
+      </w:pPr>
+      <w:r>
+        <w:t xml:space="preserve">I keep holding your rosary. Every night, I hold it and think about home. About the kitchen. About the store. About you and Joey. I think about the last time I saw you — the way you stood in the doorway and tried not to cry. The way you hugged me and told me to come home safe. I did not know if I would.</w:t>
+      </w:r>
+    </w:p>
+    <w:p>
+      <w:pPr>
+        <w:pStyle w:val="BodyText"/>
+      </w:pPr>
+      <w:r>
+        <w:t xml:space="preserve">But I am coming home. That is what matters. I am coming home to you.</w:t>
+      </w:r>
+    </w:p>
+    <w:p>
+      <w:pPr>
+        <w:pStyle w:val="BodyText"/>
+      </w:pPr>
+      <w:r>
+        <w:t xml:space="preserve">I think about what you will make me when I get there. I dream about it at night — your cooking, the smell of it filling the apartment, the warmth of it. I have not had food like yours since I left. The hospital food was nothing. The ship food was worse. But your cooking — there is nothing like it in the world.</w:t>
+      </w:r>
+    </w:p>
+    <w:p>
+      <w:pPr>
+        <w:pStyle w:val="BodyText"/>
+      </w:pPr>
+      <w:r>
+        <w:t xml:space="preserve">I dream about sitting at the table again. The same table where I sat as a boy, where Joey and I did our homework, where we ate every meal. I dream about the chair I always sat in, the one by the window. I dream about everything being the same and everything being different and all of it being home.</w:t>
+      </w:r>
+    </w:p>
+    <w:p>
+      <w:pPr>
+        <w:pStyle w:val="BodyText"/>
+      </w:pPr>
+      <w:r>
+        <w:t xml:space="preserve">I love you, Ma. I will see you soon.</w:t>
+      </w:r>
+    </w:p>
+    <w:p>
+      <w:pPr>
+        <w:pStyle w:val="BodyText"/>
+      </w:pPr>
+      <w:r>
+        <w:t xml:space="preserve">Your loving son,</w:t>
       </w:r>
       <w:r>
         <w:t xml:space="preserve"> </w:t>
       </w:r>
       <w:r>
-        <w:t xml:space="preserve">“</w:t>
-      </w:r>
-      <w:r>
-        <w:t xml:space="preserve">It is small, but it is yours.</w:t>
-      </w:r>
-      <w:r>
-        <w:t xml:space="preserve">”</w:t>
-      </w:r>
-    </w:p>
-    <w:p>
-      <w:pPr>
-        <w:pStyle w:val="BodyText"/>
-      </w:pPr>
-      <w:r>
-        <w:t xml:space="preserve">I told her it was ours. We had fought for it. We had survived for it. And now it was home.</w:t>
-      </w:r>
-    </w:p>
-    <w:p>
-      <w:pPr>
-        <w:pStyle w:val="BodyText"/>
-      </w:pPr>
-      <w:r>
-        <w:t xml:space="preserve">You should have seen Joey. When we walked through that door, he just stood there. He did not move, did not speak, just stared. And then he crossed the room and grabbed me so hard I thought he would break something, and he held on and he said nothing. Nothing. That is how you know it is real.</w:t>
-      </w:r>
-    </w:p>
-    <w:p>
-      <w:pPr>
-        <w:pStyle w:val="BodyText"/>
-      </w:pPr>
-      <w:r>
-        <w:t xml:space="preserve">And then he looked at Lucia, and he smiled, and he said,</w:t>
+        <w:t xml:space="preserve">Frank</w:t>
+      </w:r>
+    </w:p>
+    <w:p>
+      <w:pPr>
+        <w:pStyle w:val="BodyText"/>
+      </w:pPr>
+      <w:r>
+        <w:t xml:space="preserve">Your loving son,</w:t>
       </w:r>
       <w:r>
         <w:t xml:space="preserve"> </w:t>
       </w:r>
       <w:r>
-        <w:t xml:space="preserve">“</w:t>
-      </w:r>
-      <w:r>
-        <w:t xml:space="preserve">So you are the one.</w:t>
-      </w:r>
-      <w:r>
-        <w:t xml:space="preserve">”</w:t>
-      </w:r>
-      <w:r>
-        <w:t xml:space="preserve"> </w:t>
-      </w:r>
-      <w:r>
-        <w:t xml:space="preserve">And then he looked at Ma, and she was crying — standing there with tears streaming down her face, and she did not wipe them, she just stood there and cried and smiled at the same time.</w:t>
-      </w:r>
-    </w:p>
-    <w:p>
-      <w:pPr>
-        <w:pStyle w:val="BodyText"/>
-      </w:pPr>
-      <w:r>
-        <w:t xml:space="preserve">She laughed. That laugh I have not been able to forget since I heard it in the grove. And she said,</w:t>
-      </w:r>
-      <w:r>
-        <w:t xml:space="preserve"> </w:t>
-      </w:r>
-      <w:r>
-        <w:t xml:space="preserve">“</w:t>
-      </w:r>
-      <w:r>
-        <w:t xml:space="preserve">And you must be Joey.</w:t>
-      </w:r>
-      <w:r>
-        <w:t xml:space="preserve">”</w:t>
-      </w:r>
-    </w:p>
-    <w:p>
-      <w:pPr>
-        <w:pStyle w:val="BodyText"/>
-      </w:pPr>
-      <w:r>
-        <w:t xml:space="preserve">They got along immediately. Of course they did. Joey has that way about him. He can talk to anyone, make anyone feel at home. Within an hour, Lucia was helping him behind the counter, learning the register, laughing at his jokes. She picked it up fast, faster than I ever did. Joey said she had a head for business, and I agreed.</w:t>
-      </w:r>
-    </w:p>
-    <w:p>
-      <w:pPr>
-        <w:pStyle w:val="BodyText"/>
-      </w:pPr>
-      <w:r>
-        <w:t xml:space="preserve">I have not told her everything yet. There is so much — about the tunnels, about the fighting, about what happened in those final moments before the grenade. There is time for that. For now, she is learning the store, learning the neighborhood, learning what it is like to live in Brooklyn instead of the hills of Italy. There is time for that. For now, she is learning the store, learning the neighborhood, learning what it is like to live in Brooklyn instead of the hills of Italy. She asks questions about everything, and I love answering them. She wants to know about the seasons, about the snow, about how the store works, about who comes in and what they buy.</w:t>
-      </w:r>
-    </w:p>
-    <w:p>
-      <w:pPr>
-        <w:pStyle w:val="BodyText"/>
-      </w:pPr>
-      <w:r>
-        <w:t xml:space="preserve">Tomorrow we are going to show her the city. Coney Island, if my leg can handle it. She has never seen the ocean. I cannot wait to see her face when she sees the water for the first time. I imagine her standing on the sand, looking out at that endless blue, and I think my heart will break from the beauty of it.</w:t>
-      </w:r>
-    </w:p>
-    <w:p>
-      <w:pPr>
-        <w:pStyle w:val="BodyText"/>
-      </w:pPr>
-      <w:r>
-        <w:t xml:space="preserve">I am happy, Ma. Truly happy. And I am here. This apartment, this store, this life — it is everything I dreamed about in those hospital beds, everything I held onto when the war was at its worst. And now I am home, and Lucia is with me, and everything is the way it should be.</w:t>
-      </w:r>
-    </w:p>
-    <w:p>
-      <w:pPr>
-        <w:pStyle w:val="BodyText"/>
-      </w:pPr>
-      <w:r>
-        <w:t xml:space="preserve">Thank you for waiting for me. Thank you for never giving up. I love you.</w:t>
-      </w:r>
-    </w:p>
-    <w:p>
-      <w:pPr>
-        <w:pStyle w:val="BodyText"/>
-      </w:pPr>
-      <w:r>
-        <w:t xml:space="preserve">I keep looking at her, still cannot believe she is here. After everything — the tunnels, the war, the shrapnel, the months of recovery — she is here, in our kitchen, in our home. And soon she will be family.</w:t>
-      </w:r>
-    </w:p>
-    <w:p>
-      <w:pPr>
-        <w:pStyle w:val="BodyText"/>
-      </w:pPr>
-      <w:r>
-        <w:t xml:space="preserve">I love you, Ma. I am home.</w:t>
+        <w:t xml:space="preserve">Frank</w:t>
+      </w:r>
+    </w:p>
+    <w:p>
+      <w:pPr>
+        <w:pStyle w:val="BodyText"/>
+      </w:pPr>
+      <w:r>
+        <w:t xml:space="preserve">It is going to be good, Ma. All of it. After everything, it is going to be good.</w:t>
+      </w:r>
+    </w:p>
+    <w:p>
+      <w:pPr>
+        <w:pStyle w:val="BodyText"/>
+      </w:pPr>
+      <w:r>
+        <w:t xml:space="preserve">I will see you soon. I promise.</w:t>
       </w:r>
     </w:p>
     <w:p>
